--- a/shenasname.docx
+++ b/shenasname.docx
@@ -4,6 +4,812 @@
   <w:body>
     <w:p>
       <w:r>
+        <w:rPr>
+          <w:rFonts w:cs="Arial" w:hint="cs"/>
+          <w:rtl/>
+        </w:rPr>
+        <w:t>آماده‌سازی</w:t>
+      </w:r>
+    </w:p>
+    <w:p>
+      <w:r>
+        <w:t xml:space="preserve">[x] </w:t>
+      </w:r>
+      <w:r>
+        <w:rPr>
+          <w:rFonts w:cs="Arial" w:hint="cs"/>
+          <w:rtl/>
+        </w:rPr>
+        <w:t>نصب</w:t>
+      </w:r>
+      <w:r>
+        <w:t xml:space="preserve"> Python </w:t>
+      </w:r>
+      <w:r>
+        <w:rPr>
+          <w:rFonts w:cs="Arial" w:hint="cs"/>
+          <w:rtl/>
+        </w:rPr>
+        <w:t>و</w:t>
+      </w:r>
+      <w:r>
+        <w:t xml:space="preserve"> VS Code</w:t>
+      </w:r>
+    </w:p>
+    <w:p>
+      <w:r>
+        <w:t xml:space="preserve">[x] </w:t>
+      </w:r>
+      <w:r>
+        <w:rPr>
+          <w:rFonts w:cs="Arial" w:hint="cs"/>
+          <w:rtl/>
+        </w:rPr>
+        <w:t>ساخت</w:t>
+      </w:r>
+      <w:r>
+        <w:rPr>
+          <w:rFonts w:cs="Arial"/>
+          <w:rtl/>
+        </w:rPr>
+        <w:t xml:space="preserve"> </w:t>
+      </w:r>
+      <w:r>
+        <w:rPr>
+          <w:rFonts w:cs="Arial" w:hint="cs"/>
+          <w:rtl/>
+        </w:rPr>
+        <w:t>فولدر</w:t>
+      </w:r>
+      <w:r>
+        <w:rPr>
+          <w:rFonts w:cs="Arial"/>
+          <w:rtl/>
+        </w:rPr>
+        <w:t xml:space="preserve"> </w:t>
+      </w:r>
+      <w:r>
+        <w:rPr>
+          <w:rFonts w:cs="Arial" w:hint="cs"/>
+          <w:rtl/>
+        </w:rPr>
+        <w:t>پروژه</w:t>
+      </w:r>
+      <w:r>
+        <w:rPr>
+          <w:rFonts w:cs="Arial"/>
+          <w:rtl/>
+        </w:rPr>
+        <w:t xml:space="preserve"> </w:t>
+      </w:r>
+      <w:r>
+        <w:rPr>
+          <w:rFonts w:cs="Arial" w:hint="cs"/>
+          <w:rtl/>
+        </w:rPr>
+        <w:t>و</w:t>
+      </w:r>
+      <w:r>
+        <w:rPr>
+          <w:rFonts w:cs="Arial"/>
+          <w:rtl/>
+        </w:rPr>
+        <w:t xml:space="preserve"> </w:t>
+      </w:r>
+      <w:r>
+        <w:rPr>
+          <w:rFonts w:cs="Arial" w:hint="cs"/>
+          <w:rtl/>
+        </w:rPr>
+        <w:t>محیط</w:t>
+      </w:r>
+      <w:r>
+        <w:rPr>
+          <w:rFonts w:cs="Arial"/>
+          <w:rtl/>
+        </w:rPr>
+        <w:t xml:space="preserve"> </w:t>
+      </w:r>
+      <w:r>
+        <w:rPr>
+          <w:rFonts w:cs="Arial" w:hint="cs"/>
+          <w:rtl/>
+        </w:rPr>
+        <w:t>مجازی</w:t>
+      </w:r>
+    </w:p>
+    <w:p>
+      <w:r>
+        <w:t xml:space="preserve">[x] </w:t>
+      </w:r>
+      <w:r>
+        <w:rPr>
+          <w:rFonts w:cs="Arial" w:hint="cs"/>
+          <w:rtl/>
+        </w:rPr>
+        <w:t>اجرای</w:t>
+      </w:r>
+      <w:r>
+        <w:rPr>
+          <w:rFonts w:cs="Arial"/>
+          <w:rtl/>
+        </w:rPr>
+        <w:t xml:space="preserve"> </w:t>
+      </w:r>
+      <w:r>
+        <w:rPr>
+          <w:rFonts w:cs="Arial" w:hint="cs"/>
+          <w:rtl/>
+        </w:rPr>
+        <w:t>موفق</w:t>
+      </w:r>
+      <w:r>
+        <w:rPr>
+          <w:rFonts w:cs="Arial"/>
+          <w:rtl/>
+        </w:rPr>
+        <w:t xml:space="preserve"> </w:t>
+      </w:r>
+      <w:r>
+        <w:rPr>
+          <w:rFonts w:cs="Arial" w:hint="cs"/>
+          <w:rtl/>
+        </w:rPr>
+        <w:t>صفحه</w:t>
+      </w:r>
+      <w:r>
+        <w:rPr>
+          <w:rFonts w:cs="Arial"/>
+          <w:rtl/>
+        </w:rPr>
+        <w:t xml:space="preserve"> </w:t>
+      </w:r>
+      <w:r>
+        <w:rPr>
+          <w:rFonts w:cs="Arial" w:hint="cs"/>
+          <w:rtl/>
+        </w:rPr>
+        <w:t>اولیه</w:t>
+      </w:r>
+    </w:p>
+    <w:p/>
+    <w:p>
+      <w:r>
+        <w:rPr>
+          <w:rFonts w:cs="Arial" w:hint="cs"/>
+          <w:rtl/>
+        </w:rPr>
+        <w:t>هسته</w:t>
+      </w:r>
+      <w:r>
+        <w:rPr>
+          <w:rFonts w:cs="Arial"/>
+          <w:rtl/>
+        </w:rPr>
+        <w:t xml:space="preserve"> </w:t>
+      </w:r>
+      <w:r>
+        <w:rPr>
+          <w:rFonts w:cs="Arial" w:hint="cs"/>
+          <w:rtl/>
+        </w:rPr>
+        <w:t>بازی</w:t>
+      </w:r>
+    </w:p>
+    <w:p>
+      <w:proofErr w:type="gramStart"/>
+      <w:r>
+        <w:t>[ ]</w:t>
+      </w:r>
+      <w:proofErr w:type="gramEnd"/>
+      <w:r>
+        <w:t xml:space="preserve"> </w:t>
+      </w:r>
+      <w:r>
+        <w:rPr>
+          <w:rFonts w:cs="Arial" w:hint="cs"/>
+          <w:rtl/>
+        </w:rPr>
+        <w:t>ساخت</w:t>
+      </w:r>
+      <w:r>
+        <w:rPr>
+          <w:rFonts w:cs="Arial"/>
+          <w:rtl/>
+        </w:rPr>
+        <w:t xml:space="preserve"> </w:t>
+      </w:r>
+      <w:r>
+        <w:rPr>
+          <w:rFonts w:cs="Arial" w:hint="cs"/>
+          <w:rtl/>
+        </w:rPr>
+        <w:t>مأموریت</w:t>
+      </w:r>
+      <w:r>
+        <w:rPr>
+          <w:rFonts w:cs="Arial"/>
+          <w:rtl/>
+        </w:rPr>
+        <w:t xml:space="preserve"> </w:t>
+      </w:r>
+      <w:r>
+        <w:rPr>
+          <w:rFonts w:cs="Arial" w:hint="cs"/>
+          <w:rtl/>
+        </w:rPr>
+        <w:t>داستانی</w:t>
+      </w:r>
+      <w:r>
+        <w:rPr>
+          <w:rFonts w:cs="Arial"/>
+          <w:rtl/>
+        </w:rPr>
+        <w:t xml:space="preserve"> </w:t>
+      </w:r>
+      <w:r>
+        <w:rPr>
+          <w:rFonts w:cs="Arial" w:hint="cs"/>
+          <w:rtl/>
+        </w:rPr>
+        <w:t>اول</w:t>
+      </w:r>
+    </w:p>
+    <w:p>
+      <w:proofErr w:type="gramStart"/>
+      <w:r>
+        <w:t>[ ]</w:t>
+      </w:r>
+      <w:proofErr w:type="gramEnd"/>
+      <w:r>
+        <w:t xml:space="preserve"> </w:t>
+      </w:r>
+      <w:r>
+        <w:rPr>
+          <w:rFonts w:cs="Arial" w:hint="cs"/>
+          <w:rtl/>
+        </w:rPr>
+        <w:t>ساخت</w:t>
+      </w:r>
+      <w:r>
+        <w:rPr>
+          <w:rFonts w:cs="Arial"/>
+          <w:rtl/>
+        </w:rPr>
+        <w:t xml:space="preserve"> </w:t>
+      </w:r>
+      <w:r>
+        <w:rPr>
+          <w:rFonts w:cs="Arial" w:hint="cs"/>
+          <w:rtl/>
+        </w:rPr>
+        <w:t>ثبت</w:t>
+      </w:r>
+      <w:r>
+        <w:rPr>
+          <w:rFonts w:cs="Arial"/>
+          <w:rtl/>
+        </w:rPr>
+        <w:t xml:space="preserve"> </w:t>
+      </w:r>
+      <w:r>
+        <w:rPr>
+          <w:rFonts w:cs="Arial" w:hint="cs"/>
+          <w:rtl/>
+        </w:rPr>
+        <w:t>عادت‌های</w:t>
+      </w:r>
+      <w:r>
+        <w:rPr>
+          <w:rFonts w:cs="Arial"/>
+          <w:rtl/>
+        </w:rPr>
+        <w:t xml:space="preserve"> </w:t>
+      </w:r>
+      <w:r>
+        <w:rPr>
+          <w:rFonts w:cs="Arial" w:hint="cs"/>
+          <w:rtl/>
+        </w:rPr>
+        <w:t>روزانه</w:t>
+      </w:r>
+    </w:p>
+    <w:p>
+      <w:proofErr w:type="gramStart"/>
+      <w:r>
+        <w:t>[ ]</w:t>
+      </w:r>
+      <w:proofErr w:type="gramEnd"/>
+      <w:r>
+        <w:t xml:space="preserve"> </w:t>
+      </w:r>
+      <w:r>
+        <w:rPr>
+          <w:rFonts w:cs="Arial" w:hint="cs"/>
+          <w:rtl/>
+        </w:rPr>
+        <w:t>تعریف</w:t>
+      </w:r>
+      <w:r>
+        <w:rPr>
+          <w:rFonts w:cs="Arial"/>
+          <w:rtl/>
+        </w:rPr>
+        <w:t xml:space="preserve"> </w:t>
+      </w:r>
+      <w:r>
+        <w:rPr>
+          <w:rFonts w:cs="Arial" w:hint="cs"/>
+          <w:rtl/>
+        </w:rPr>
+        <w:t>قواعد</w:t>
+      </w:r>
+      <w:r>
+        <w:rPr>
+          <w:rFonts w:cs="Arial"/>
+          <w:rtl/>
+        </w:rPr>
+        <w:t xml:space="preserve"> </w:t>
+      </w:r>
+      <w:r>
+        <w:rPr>
+          <w:rFonts w:cs="Arial" w:hint="cs"/>
+          <w:rtl/>
+        </w:rPr>
+        <w:t>تجربه</w:t>
+      </w:r>
+      <w:r>
+        <w:rPr>
+          <w:rFonts w:cs="Arial"/>
+          <w:rtl/>
+        </w:rPr>
+        <w:t xml:space="preserve"> </w:t>
+      </w:r>
+      <w:r>
+        <w:rPr>
+          <w:rFonts w:cs="Arial" w:hint="cs"/>
+          <w:rtl/>
+        </w:rPr>
+        <w:t>و</w:t>
+      </w:r>
+      <w:r>
+        <w:rPr>
+          <w:rFonts w:cs="Arial"/>
+          <w:rtl/>
+        </w:rPr>
+        <w:t xml:space="preserve"> </w:t>
+      </w:r>
+      <w:r>
+        <w:rPr>
+          <w:rFonts w:cs="Arial" w:hint="cs"/>
+          <w:rtl/>
+        </w:rPr>
+        <w:t>سکه</w:t>
+      </w:r>
+    </w:p>
+    <w:p/>
+    <w:p>
+      <w:r>
+        <w:rPr>
+          <w:rFonts w:cs="Arial" w:hint="cs"/>
+          <w:rtl/>
+        </w:rPr>
+        <w:t>تکمیل</w:t>
+      </w:r>
+    </w:p>
+    <w:p>
+      <w:proofErr w:type="gramStart"/>
+      <w:r>
+        <w:t>[ ]</w:t>
+      </w:r>
+      <w:proofErr w:type="gramEnd"/>
+      <w:r>
+        <w:t xml:space="preserve"> </w:t>
+      </w:r>
+      <w:r>
+        <w:rPr>
+          <w:rFonts w:cs="Arial" w:hint="cs"/>
+          <w:rtl/>
+        </w:rPr>
+        <w:t>ذخیره</w:t>
+      </w:r>
+      <w:r>
+        <w:rPr>
+          <w:rFonts w:cs="Arial"/>
+          <w:rtl/>
+        </w:rPr>
+        <w:t xml:space="preserve"> </w:t>
+      </w:r>
+      <w:r>
+        <w:rPr>
+          <w:rFonts w:cs="Arial" w:hint="cs"/>
+          <w:rtl/>
+        </w:rPr>
+        <w:t>پیشرفت</w:t>
+      </w:r>
+      <w:r>
+        <w:rPr>
+          <w:rFonts w:cs="Arial"/>
+          <w:rtl/>
+        </w:rPr>
+        <w:t xml:space="preserve"> </w:t>
+      </w:r>
+      <w:r>
+        <w:rPr>
+          <w:rFonts w:cs="Arial" w:hint="cs"/>
+          <w:rtl/>
+        </w:rPr>
+        <w:t>با</w:t>
+      </w:r>
+      <w:r>
+        <w:t xml:space="preserve"> SQLite</w:t>
+      </w:r>
+    </w:p>
+    <w:p>
+      <w:proofErr w:type="gramStart"/>
+      <w:r>
+        <w:t>[ ]</w:t>
+      </w:r>
+      <w:proofErr w:type="gramEnd"/>
+      <w:r>
+        <w:t xml:space="preserve"> </w:t>
+      </w:r>
+      <w:r>
+        <w:rPr>
+          <w:rFonts w:cs="Arial" w:hint="cs"/>
+          <w:rtl/>
+        </w:rPr>
+        <w:t>ساخت</w:t>
+      </w:r>
+      <w:r>
+        <w:rPr>
+          <w:rFonts w:cs="Arial"/>
+          <w:rtl/>
+        </w:rPr>
+        <w:t xml:space="preserve"> </w:t>
+      </w:r>
+      <w:r>
+        <w:rPr>
+          <w:rFonts w:cs="Arial" w:hint="cs"/>
+          <w:rtl/>
+        </w:rPr>
+        <w:t>فروشگاه</w:t>
+      </w:r>
+      <w:r>
+        <w:rPr>
+          <w:rFonts w:cs="Arial"/>
+          <w:rtl/>
+        </w:rPr>
+        <w:t xml:space="preserve"> </w:t>
+      </w:r>
+      <w:r>
+        <w:rPr>
+          <w:rFonts w:cs="Arial" w:hint="cs"/>
+          <w:rtl/>
+        </w:rPr>
+        <w:t>و</w:t>
+      </w:r>
+      <w:r>
+        <w:rPr>
+          <w:rFonts w:cs="Arial"/>
+          <w:rtl/>
+        </w:rPr>
+        <w:t xml:space="preserve"> </w:t>
+      </w:r>
+      <w:r>
+        <w:rPr>
+          <w:rFonts w:cs="Arial" w:hint="cs"/>
+          <w:rtl/>
+        </w:rPr>
+        <w:t>سطح</w:t>
+      </w:r>
+      <w:r>
+        <w:rPr>
+          <w:rFonts w:cs="Arial"/>
+          <w:rtl/>
+        </w:rPr>
+        <w:t xml:space="preserve"> </w:t>
+      </w:r>
+      <w:r>
+        <w:rPr>
+          <w:rFonts w:cs="Arial" w:hint="cs"/>
+          <w:rtl/>
+        </w:rPr>
+        <w:t>شخصیت</w:t>
+      </w:r>
+    </w:p>
+    <w:p>
+      <w:proofErr w:type="gramStart"/>
+      <w:r>
+        <w:t>[ ]</w:t>
+      </w:r>
+      <w:proofErr w:type="gramEnd"/>
+      <w:r>
+        <w:t xml:space="preserve"> </w:t>
+      </w:r>
+      <w:r>
+        <w:rPr>
+          <w:rFonts w:cs="Arial" w:hint="cs"/>
+          <w:rtl/>
+        </w:rPr>
+        <w:t>ساخت</w:t>
+      </w:r>
+      <w:r>
+        <w:rPr>
+          <w:rFonts w:cs="Arial"/>
+          <w:rtl/>
+        </w:rPr>
+        <w:t xml:space="preserve"> </w:t>
+      </w:r>
+      <w:r>
+        <w:rPr>
+          <w:rFonts w:cs="Arial" w:hint="cs"/>
+          <w:rtl/>
+        </w:rPr>
+        <w:t>گزارش</w:t>
+      </w:r>
+      <w:r>
+        <w:rPr>
+          <w:rFonts w:cs="Arial"/>
+          <w:rtl/>
+        </w:rPr>
+        <w:t xml:space="preserve"> </w:t>
+      </w:r>
+      <w:r>
+        <w:rPr>
+          <w:rFonts w:cs="Arial" w:hint="cs"/>
+          <w:rtl/>
+        </w:rPr>
+        <w:t>و</w:t>
+      </w:r>
+      <w:r>
+        <w:rPr>
+          <w:rFonts w:cs="Arial"/>
+          <w:rtl/>
+        </w:rPr>
+        <w:t xml:space="preserve"> </w:t>
+      </w:r>
+      <w:r>
+        <w:rPr>
+          <w:rFonts w:cs="Arial" w:hint="cs"/>
+          <w:rtl/>
+        </w:rPr>
+        <w:t>جدول</w:t>
+      </w:r>
+      <w:r>
+        <w:rPr>
+          <w:rFonts w:cs="Arial"/>
+          <w:rtl/>
+        </w:rPr>
+        <w:t xml:space="preserve"> </w:t>
+      </w:r>
+      <w:r>
+        <w:rPr>
+          <w:rFonts w:cs="Arial" w:hint="cs"/>
+          <w:rtl/>
+        </w:rPr>
+        <w:t>افتخار</w:t>
+      </w:r>
+    </w:p>
+    <w:p/>
+    <w:p>
+      <w:r>
+        <w:rPr>
+          <w:rFonts w:cs="Arial" w:hint="cs"/>
+          <w:rtl/>
+        </w:rPr>
+        <w:t>تحویل</w:t>
+      </w:r>
+    </w:p>
+    <w:p>
+      <w:proofErr w:type="gramStart"/>
+      <w:r>
+        <w:t>[ ]</w:t>
+      </w:r>
+      <w:proofErr w:type="gramEnd"/>
+      <w:r>
+        <w:t xml:space="preserve"> </w:t>
+      </w:r>
+      <w:r>
+        <w:rPr>
+          <w:rFonts w:cs="Arial" w:hint="cs"/>
+          <w:rtl/>
+        </w:rPr>
+        <w:t>آزمون</w:t>
+      </w:r>
+      <w:r>
+        <w:rPr>
+          <w:rFonts w:cs="Arial"/>
+          <w:rtl/>
+        </w:rPr>
+        <w:t xml:space="preserve"> </w:t>
+      </w:r>
+      <w:r>
+        <w:rPr>
+          <w:rFonts w:cs="Arial" w:hint="cs"/>
+          <w:rtl/>
+        </w:rPr>
+        <w:t>همه</w:t>
+      </w:r>
+      <w:r>
+        <w:rPr>
+          <w:rFonts w:cs="Arial"/>
+          <w:rtl/>
+        </w:rPr>
+        <w:t xml:space="preserve"> </w:t>
+      </w:r>
+      <w:r>
+        <w:rPr>
+          <w:rFonts w:cs="Arial" w:hint="cs"/>
+          <w:rtl/>
+        </w:rPr>
+        <w:t>دکمه‌ها</w:t>
+      </w:r>
+      <w:r>
+        <w:rPr>
+          <w:rFonts w:cs="Arial"/>
+          <w:rtl/>
+        </w:rPr>
+        <w:t xml:space="preserve"> </w:t>
+      </w:r>
+      <w:r>
+        <w:rPr>
+          <w:rFonts w:cs="Arial" w:hint="cs"/>
+          <w:rtl/>
+        </w:rPr>
+        <w:t>و</w:t>
+      </w:r>
+      <w:r>
+        <w:rPr>
+          <w:rFonts w:cs="Arial"/>
+          <w:rtl/>
+        </w:rPr>
+        <w:t xml:space="preserve"> </w:t>
+      </w:r>
+      <w:r>
+        <w:rPr>
+          <w:rFonts w:cs="Arial" w:hint="cs"/>
+          <w:rtl/>
+        </w:rPr>
+        <w:t>پاداش‌ها</w:t>
+      </w:r>
+    </w:p>
+    <w:p>
+      <w:proofErr w:type="gramStart"/>
+      <w:r>
+        <w:t>[ ]</w:t>
+      </w:r>
+      <w:proofErr w:type="gramEnd"/>
+      <w:r>
+        <w:t xml:space="preserve"> </w:t>
+      </w:r>
+      <w:r>
+        <w:rPr>
+          <w:rFonts w:cs="Arial" w:hint="cs"/>
+          <w:rtl/>
+        </w:rPr>
+        <w:t>بازبینی</w:t>
+      </w:r>
+      <w:r>
+        <w:rPr>
+          <w:rFonts w:cs="Arial"/>
+          <w:rtl/>
+        </w:rPr>
+        <w:t xml:space="preserve"> </w:t>
+      </w:r>
+      <w:r>
+        <w:rPr>
+          <w:rFonts w:cs="Arial" w:hint="cs"/>
+          <w:rtl/>
+        </w:rPr>
+        <w:t>علمی</w:t>
+      </w:r>
+      <w:r>
+        <w:rPr>
+          <w:rFonts w:cs="Arial"/>
+          <w:rtl/>
+        </w:rPr>
+        <w:t xml:space="preserve"> </w:t>
+      </w:r>
+      <w:r>
+        <w:rPr>
+          <w:rFonts w:cs="Arial" w:hint="cs"/>
+          <w:rtl/>
+        </w:rPr>
+        <w:t>محتوای</w:t>
+      </w:r>
+      <w:r>
+        <w:rPr>
+          <w:rFonts w:cs="Arial"/>
+          <w:rtl/>
+        </w:rPr>
+        <w:t xml:space="preserve"> </w:t>
+      </w:r>
+      <w:r>
+        <w:rPr>
+          <w:rFonts w:cs="Arial" w:hint="cs"/>
+          <w:rtl/>
+        </w:rPr>
+        <w:t>سلامت</w:t>
+      </w:r>
+    </w:p>
+    <w:p>
+      <w:proofErr w:type="gramStart"/>
+      <w:r>
+        <w:lastRenderedPageBreak/>
+        <w:t>[ ]</w:t>
+      </w:r>
+      <w:proofErr w:type="gramEnd"/>
+      <w:r>
+        <w:t xml:space="preserve"> </w:t>
+      </w:r>
+      <w:r>
+        <w:rPr>
+          <w:rFonts w:cs="Arial" w:hint="cs"/>
+          <w:rtl/>
+        </w:rPr>
+        <w:t>آماده</w:t>
+      </w:r>
+      <w:r>
+        <w:rPr>
+          <w:rFonts w:cs="Arial"/>
+          <w:rtl/>
+        </w:rPr>
+        <w:t xml:space="preserve"> </w:t>
+      </w:r>
+      <w:r>
+        <w:rPr>
+          <w:rFonts w:cs="Arial" w:hint="cs"/>
+          <w:rtl/>
+        </w:rPr>
+        <w:t>کردن</w:t>
+      </w:r>
+      <w:r>
+        <w:rPr>
+          <w:rFonts w:cs="Arial"/>
+          <w:rtl/>
+        </w:rPr>
+        <w:t xml:space="preserve"> </w:t>
+      </w:r>
+      <w:r>
+        <w:rPr>
+          <w:rFonts w:cs="Arial" w:hint="cs"/>
+          <w:rtl/>
+        </w:rPr>
+        <w:t>سناریوی</w:t>
+      </w:r>
+      <w:r>
+        <w:rPr>
+          <w:rFonts w:cs="Arial"/>
+          <w:rtl/>
+        </w:rPr>
+        <w:t xml:space="preserve"> </w:t>
+      </w:r>
+      <w:r>
+        <w:rPr>
+          <w:rFonts w:cs="Arial" w:hint="cs"/>
+          <w:rtl/>
+        </w:rPr>
+        <w:t>دموی</w:t>
+      </w:r>
+      <w:r>
+        <w:rPr>
+          <w:rFonts w:cs="Arial"/>
+          <w:rtl/>
+        </w:rPr>
+        <w:t xml:space="preserve"> </w:t>
+      </w:r>
+      <w:r>
+        <w:rPr>
+          <w:rFonts w:cs="Arial" w:hint="cs"/>
+          <w:rtl/>
+        </w:rPr>
+        <w:t>جشنواره</w:t>
+      </w:r>
+      <w:r>
+        <w:rPr>
+          <w:noProof/>
+        </w:rPr>
         <w:drawing>
           <wp:inline distT="0" distB="0" distL="0" distR="0" wp14:anchorId="6A5C1B41" wp14:editId="50D63BB4">
             <wp:extent cx="5943600" cy="3721735"/>
@@ -654,6 +1460,7 @@
   <w:style w:type="character" w:default="1" w:styleId="DefaultParagraphFont">
     <w:name w:val="Default Paragraph Font"/>
     <w:uiPriority w:val="1"/>
+    <w:semiHidden/>
     <w:unhideWhenUsed/>
   </w:style>
   <w:style w:type="table" w:default="1" w:styleId="TableNormal">
